--- a/sample_data/erzeugt/Angebot_Schmidt_Partner.docx
+++ b/sample_data/erzeugt/Angebot_Schmidt_Partner.docx
@@ -14,7 +14,7 @@
     </w:p>
     <w:p>
       <w:r>
-        <w:t xml:space="preserve">Angebot Nr. ANG-2026-7788 vom 17.08.2026</w:t>
+        <w:t xml:space="preserve">Angebot Nr. ANG-2026-7788 vom 18.08.2026</w:t>
       </w:r>
     </w:p>
     <w:p>
